--- a/PRP申請書類 自動転記ツール/99_data/テンプレート/SOP/16-4 【G】変更手順書.docx
+++ b/PRP申請書類 自動転記ツール/99_data/テンプレート/SOP/16-4 【G】変更手順書.docx
@@ -10,8 +10,6 @@
           <w:lang w:eastAsia="ja-JP"/>
         </w:rPr>
       </w:pPr>
-      <w:bookmarkStart w:id="0" w:name="_GoBack"/>
-      <w:bookmarkEnd w:id="0"/>
       <w:r>
         <w:rPr>
           <w:rFonts w:hAnsi="ＭＳ 明朝"/>
@@ -539,12 +537,6 @@
         <w:gridCol w:w="2520"/>
       </w:tblGrid>
       <w:tr>
-        <w:tblPrEx>
-          <w:tblCellMar>
-            <w:top w:w="0" w:type="dxa"/>
-            <w:bottom w:w="0" w:type="dxa"/>
-          </w:tblCellMar>
-        </w:tblPrEx>
         <w:trPr>
           <w:trHeight w:val="451"/>
         </w:trPr>
@@ -557,12 +549,12 @@
             <w:pPr>
               <w:jc w:val="center"/>
               <w:rPr>
-                <w:rFonts w:ascii="ＭＳ ゴシック" w:eastAsia="ＭＳ ゴシック" w:hAnsi="ＭＳ ゴシック" w:hint="eastAsia"/>
+                <w:rFonts w:ascii="ＭＳ ゴシック" w:eastAsia="ＭＳ ゴシック" w:hAnsi="ＭＳ ゴシック"/>
                 <w:color w:val="000000"/>
                 <w:lang w:eastAsia="zh-TW"/>
               </w:rPr>
             </w:pPr>
-            <w:bookmarkStart w:id="1" w:name="_Hlk154757077"/>
+            <w:bookmarkStart w:id="0" w:name="_Hlk154757077"/>
             <w:r>
               <w:rPr>
                 <w:rFonts w:ascii="ＭＳ ゴシック" w:eastAsia="ＭＳ ゴシック" w:hAnsi="ＭＳ ゴシック" w:hint="eastAsia"/>
@@ -576,7 +568,7 @@
             <w:pPr>
               <w:jc w:val="center"/>
               <w:rPr>
-                <w:rFonts w:ascii="ＭＳ ゴシック" w:eastAsia="ＭＳ ゴシック" w:hAnsi="ＭＳ ゴシック" w:hint="eastAsia"/>
+                <w:rFonts w:ascii="ＭＳ ゴシック" w:eastAsia="ＭＳ ゴシック" w:hAnsi="ＭＳ ゴシック"/>
                 <w:color w:val="000000"/>
                 <w:lang w:eastAsia="zh-TW"/>
               </w:rPr>
@@ -616,7 +608,7 @@
             <w:pPr>
               <w:jc w:val="center"/>
               <w:rPr>
-                <w:rFonts w:ascii="ＭＳ ゴシック" w:eastAsia="ＭＳ ゴシック" w:hAnsi="ＭＳ ゴシック" w:hint="eastAsia"/>
+                <w:rFonts w:ascii="ＭＳ ゴシック" w:eastAsia="ＭＳ ゴシック" w:hAnsi="ＭＳ ゴシック"/>
                 <w:color w:val="000000"/>
                 <w:lang w:eastAsia="ja-JP"/>
               </w:rPr>
@@ -634,7 +626,7 @@
             <w:pPr>
               <w:jc w:val="center"/>
               <w:rPr>
-                <w:rFonts w:ascii="ＭＳ ゴシック" w:eastAsia="ＭＳ ゴシック" w:hAnsi="ＭＳ ゴシック" w:hint="eastAsia"/>
+                <w:rFonts w:ascii="ＭＳ ゴシック" w:eastAsia="ＭＳ ゴシック" w:hAnsi="ＭＳ ゴシック"/>
                 <w:color w:val="000000"/>
                 <w:lang w:eastAsia="ja-JP"/>
               </w:rPr>
@@ -651,12 +643,6 @@
         </w:tc>
       </w:tr>
       <w:tr>
-        <w:tblPrEx>
-          <w:tblCellMar>
-            <w:top w:w="0" w:type="dxa"/>
-            <w:bottom w:w="0" w:type="dxa"/>
-          </w:tblCellMar>
-        </w:tblPrEx>
         <w:trPr>
           <w:trHeight w:val="258"/>
         </w:trPr>
@@ -670,7 +656,7 @@
             <w:pPr>
               <w:jc w:val="center"/>
               <w:rPr>
-                <w:rFonts w:ascii="ＭＳ ゴシック" w:eastAsia="ＭＳ ゴシック" w:hAnsi="ＭＳ ゴシック" w:hint="eastAsia"/>
+                <w:rFonts w:ascii="ＭＳ ゴシック" w:eastAsia="ＭＳ ゴシック" w:hAnsi="ＭＳ ゴシック"/>
                 <w:color w:val="FF0000"/>
                 <w:sz w:val="20"/>
                 <w:lang w:eastAsia="zh-TW"/>
@@ -690,44 +676,102 @@
         </w:tc>
       </w:tr>
       <w:tr>
-        <w:tblPrEx>
-          <w:tblCellMar>
-            <w:top w:w="0" w:type="dxa"/>
-            <w:bottom w:w="0" w:type="dxa"/>
-          </w:tblCellMar>
-        </w:tblPrEx>
         <w:trPr>
-          <w:trHeight w:val="1331"/>
+          <w:trHeight w:val="1415"/>
         </w:trPr>
         <w:tc>
           <w:tcPr>
-            <w:tcW w:w="5040" w:type="dxa"/>
-            <w:gridSpan w:val="2"/>
-            <w:tcBorders>
-              <w:bottom w:val="single" w:sz="4" w:space="0" w:color="auto"/>
-            </w:tcBorders>
-          </w:tcPr>
-          <w:p>
-            <w:pPr>
-              <w:jc w:val="center"/>
-              <w:rPr>
-                <w:rFonts w:ascii="ＭＳ ゴシック" w:eastAsia="ＭＳ ゴシック" w:hAnsi="ＭＳ ゴシック" w:hint="eastAsia"/>
-                <w:color w:val="FF0000"/>
-                <w:lang w:eastAsia="ja-JP"/>
-              </w:rPr>
-            </w:pPr>
+            <w:tcW w:w="2520" w:type="dxa"/>
+            <w:vAlign w:val="center"/>
+          </w:tcPr>
+          <w:p>
+            <w:pPr>
+              <w:jc w:val="center"/>
+              <w:rPr>
+                <w:rFonts w:ascii="ＭＳ ゴシック" w:eastAsia="ＭＳ ゴシック" w:hAnsi="ＭＳ ゴシック"/>
+                <w:color w:val="000000"/>
+                <w:lang w:eastAsia="zh-TW"/>
+              </w:rPr>
+            </w:pPr>
+            <w:r>
+              <w:rPr>
+                <w:rFonts w:ascii="ＭＳ ゴシック" w:eastAsia="ＭＳ ゴシック" w:hAnsi="ＭＳ ゴシック"/>
+                <w:color w:val="00B050"/>
+                <w:sz w:val="20"/>
+                <w:szCs w:val="20"/>
+                <w:lang w:eastAsia="ja-JP"/>
+              </w:rPr>
+              <w:t>{{</w:t>
+            </w:r>
             <w:r>
               <w:rPr>
                 <w:rFonts w:ascii="ＭＳ ゴシック" w:eastAsia="ＭＳ ゴシック" w:hAnsi="ＭＳ ゴシック" w:hint="eastAsia"/>
                 <w:color w:val="00B050"/>
-                <w:lang w:eastAsia="ja-JP"/>
-              </w:rPr>
-              <w:t>{{特定細胞加工物製造事業者の名称}}</w:t>
+                <w:sz w:val="20"/>
+                <w:szCs w:val="20"/>
+                <w:lang w:eastAsia="ja-JP"/>
+              </w:rPr>
+              <w:t>製造責任者（通常、院長や再生医療をご担当される責任者）</w:t>
             </w:r>
+            <w:r>
+              <w:rPr>
+                <w:rFonts w:ascii="ＭＳ ゴシック" w:eastAsia="ＭＳ ゴシック" w:hAnsi="ＭＳ ゴシック"/>
+                <w:color w:val="00B050"/>
+                <w:sz w:val="20"/>
+                <w:szCs w:val="20"/>
+                <w:lang w:eastAsia="ja-JP"/>
+              </w:rPr>
+              <w:t>}}</w:t>
+            </w:r>
+          </w:p>
+        </w:tc>
+        <w:tc>
+          <w:tcPr>
+            <w:tcW w:w="2520" w:type="dxa"/>
+            <w:vAlign w:val="center"/>
+          </w:tcPr>
+          <w:p>
+            <w:pPr>
+              <w:jc w:val="center"/>
+              <w:rPr>
+                <w:rFonts w:ascii="ＭＳ ゴシック" w:eastAsia="ＭＳ ゴシック" w:hAnsi="ＭＳ ゴシック"/>
+                <w:color w:val="000000"/>
+                <w:lang w:eastAsia="ja-JP"/>
+              </w:rPr>
+            </w:pPr>
+            <w:r>
+              <w:rPr>
+                <w:rFonts w:ascii="ＭＳ ゴシック" w:eastAsia="ＭＳ ゴシック" w:hAnsi="ＭＳ ゴシック"/>
+                <w:color w:val="00B050"/>
+                <w:sz w:val="20"/>
+                <w:szCs w:val="20"/>
+                <w:lang w:eastAsia="ja-JP"/>
+              </w:rPr>
+              <w:t>{{</w:t>
+            </w:r>
+            <w:r>
+              <w:rPr>
+                <w:rFonts w:ascii="ＭＳ ゴシック" w:eastAsia="ＭＳ ゴシック" w:hAnsi="ＭＳ ゴシック" w:hint="eastAsia"/>
+                <w:color w:val="00B050"/>
+                <w:sz w:val="20"/>
+                <w:szCs w:val="20"/>
+                <w:lang w:eastAsia="ja-JP"/>
+              </w:rPr>
+              <w:t>管理者（院長/病院長）</w:t>
+            </w:r>
+            <w:r>
+              <w:rPr>
+                <w:rFonts w:ascii="ＭＳ ゴシック" w:eastAsia="ＭＳ ゴシック" w:hAnsi="ＭＳ ゴシック"/>
+                <w:color w:val="00B050"/>
+                <w:sz w:val="20"/>
+                <w:szCs w:val="20"/>
+                <w:lang w:eastAsia="ja-JP"/>
+              </w:rPr>
+              <w:t>}}</w:t>
+            </w:r>
           </w:p>
         </w:tc>
       </w:tr>
-      <w:bookmarkEnd w:id="1"/>
     </w:tbl>
     <w:p>
       <w:pPr>
@@ -738,6 +782,9 @@
           <w:lang w:eastAsia="ja-JP"/>
         </w:rPr>
       </w:pPr>
+      <w:bookmarkStart w:id="1" w:name="_GoBack"/>
+      <w:bookmarkEnd w:id="0"/>
+      <w:bookmarkEnd w:id="1"/>
     </w:p>
     <w:p>
       <w:pPr>
@@ -1038,7 +1085,7 @@
             <w:pPr>
               <w:jc w:val="center"/>
               <w:rPr>
-                <w:rFonts w:ascii="ＭＳ ゴシック" w:eastAsia="ＭＳ ゴシック" w:hAnsi="ＭＳ ゴシック" w:hint="eastAsia"/>
+                <w:rFonts w:ascii="ＭＳ ゴシック" w:eastAsia="ＭＳ ゴシック" w:hAnsi="ＭＳ ゴシック"/>
                 <w:color w:val="FF0000"/>
                 <w:lang w:eastAsia="ja-JP"/>
               </w:rPr>
@@ -3291,7 +3338,7 @@
             <w:pPr>
               <w:jc w:val="center"/>
               <w:rPr>
-                <w:rFonts w:ascii="ＭＳ ゴシック" w:eastAsia="ＭＳ ゴシック" w:hAnsi="ＭＳ ゴシック" w:hint="eastAsia"/>
+                <w:rFonts w:ascii="ＭＳ ゴシック" w:eastAsia="ＭＳ ゴシック" w:hAnsi="ＭＳ ゴシック"/>
                 <w:color w:val="000000"/>
                 <w:lang w:eastAsia="ja-JP"/>
               </w:rPr>
@@ -3867,10 +3914,10 @@
           <w:lang w:eastAsia="ja-JP"/>
         </w:rPr>
         <w:sectPr>
-          <w:footerReference w:type="default" r:id="rId12"/>
-          <w:headerReference w:type="default" r:id="rId17"/>
-          <w:headerReference w:type="first" r:id="rId18"/>
-          <w:footerReference w:type="first" r:id="rId19"/>
+          <w:headerReference w:type="default" r:id="rId12"/>
+          <w:footerReference w:type="default" r:id="rId13"/>
+          <w:headerReference w:type="first" r:id="rId14"/>
+          <w:footerReference w:type="first" r:id="rId15"/>
           <w:pgSz w:w="11906" w:h="16838"/>
           <w:pgMar w:top="1985" w:right="991" w:bottom="1701" w:left="1701" w:header="708" w:footer="708" w:gutter="0"/>
           <w:cols w:space="720"/>
@@ -3967,7 +4014,7 @@
         <w:ind w:leftChars="300" w:left="720"/>
         <w:jc w:val="both"/>
         <w:rPr>
-          <w:rFonts w:ascii="ＭＳ ゴシック" w:eastAsia="ＭＳ ゴシック" w:hAnsi="ＭＳ ゴシック" w:hint="eastAsia"/>
+          <w:rFonts w:ascii="ＭＳ ゴシック" w:eastAsia="ＭＳ ゴシック" w:hAnsi="ＭＳ ゴシック"/>
           <w:sz w:val="21"/>
           <w:szCs w:val="21"/>
           <w:lang w:eastAsia="ja-JP"/>
@@ -3979,7 +4026,7 @@
         <w:widowControl w:val="0"/>
         <w:jc w:val="both"/>
         <w:rPr>
-          <w:rFonts w:ascii="ＭＳ ゴシック" w:eastAsia="ＭＳ ゴシック" w:hAnsi="ＭＳ ゴシック" w:hint="eastAsia"/>
+          <w:rFonts w:ascii="ＭＳ ゴシック" w:eastAsia="ＭＳ ゴシック" w:hAnsi="ＭＳ ゴシック"/>
           <w:b/>
           <w:sz w:val="21"/>
           <w:szCs w:val="21"/>
@@ -4042,7 +4089,7 @@
         <w:ind w:leftChars="300" w:left="720"/>
         <w:jc w:val="both"/>
         <w:rPr>
-          <w:rFonts w:ascii="ＭＳ ゴシック" w:eastAsia="ＭＳ ゴシック" w:hAnsi="ＭＳ ゴシック" w:hint="eastAsia"/>
+          <w:rFonts w:ascii="ＭＳ ゴシック" w:eastAsia="ＭＳ ゴシック" w:hAnsi="ＭＳ ゴシック"/>
           <w:sz w:val="21"/>
           <w:szCs w:val="21"/>
           <w:lang w:eastAsia="ja-JP"/>
@@ -4135,7 +4182,7 @@
         <w:ind w:leftChars="300" w:left="720"/>
         <w:jc w:val="both"/>
         <w:rPr>
-          <w:rFonts w:ascii="ＭＳ ゴシック" w:eastAsia="ＭＳ ゴシック" w:hAnsi="ＭＳ ゴシック" w:hint="eastAsia"/>
+          <w:rFonts w:ascii="ＭＳ ゴシック" w:eastAsia="ＭＳ ゴシック" w:hAnsi="ＭＳ ゴシック"/>
           <w:sz w:val="21"/>
           <w:szCs w:val="21"/>
           <w:lang w:eastAsia="ja-JP"/>
@@ -4147,7 +4194,7 @@
         <w:widowControl w:val="0"/>
         <w:jc w:val="both"/>
         <w:rPr>
-          <w:rFonts w:ascii="ＭＳ ゴシック" w:eastAsia="ＭＳ ゴシック" w:hAnsi="ＭＳ ゴシック" w:hint="eastAsia"/>
+          <w:rFonts w:ascii="ＭＳ ゴシック" w:eastAsia="ＭＳ ゴシック" w:hAnsi="ＭＳ ゴシック"/>
           <w:b/>
           <w:sz w:val="21"/>
           <w:szCs w:val="21"/>
@@ -4201,7 +4248,7 @@
         <w:ind w:leftChars="236" w:left="566" w:firstLineChars="72" w:firstLine="151"/>
         <w:jc w:val="both"/>
         <w:rPr>
-          <w:rFonts w:ascii="ＭＳ ゴシック" w:eastAsia="ＭＳ ゴシック" w:hAnsi="ＭＳ ゴシック" w:hint="eastAsia"/>
+          <w:rFonts w:ascii="ＭＳ ゴシック" w:eastAsia="ＭＳ ゴシック" w:hAnsi="ＭＳ ゴシック"/>
           <w:bCs/>
           <w:sz w:val="21"/>
           <w:szCs w:val="21"/>
@@ -4425,7 +4472,7 @@
         <w:ind w:leftChars="236" w:left="566" w:firstLineChars="72" w:firstLine="151"/>
         <w:jc w:val="both"/>
         <w:rPr>
-          <w:rFonts w:ascii="ＭＳ ゴシック" w:eastAsia="ＭＳ ゴシック" w:hAnsi="ＭＳ ゴシック" w:hint="eastAsia"/>
+          <w:rFonts w:ascii="ＭＳ ゴシック" w:eastAsia="ＭＳ ゴシック" w:hAnsi="ＭＳ ゴシック"/>
           <w:bCs/>
           <w:sz w:val="21"/>
           <w:szCs w:val="21"/>
@@ -4449,7 +4496,7 @@
         <w:ind w:leftChars="300" w:left="720"/>
         <w:jc w:val="both"/>
         <w:rPr>
-          <w:rFonts w:ascii="ＭＳ ゴシック" w:eastAsia="ＭＳ ゴシック" w:hAnsi="ＭＳ ゴシック" w:hint="eastAsia"/>
+          <w:rFonts w:ascii="ＭＳ ゴシック" w:eastAsia="ＭＳ ゴシック" w:hAnsi="ＭＳ ゴシック"/>
           <w:sz w:val="21"/>
           <w:szCs w:val="21"/>
           <w:lang w:eastAsia="ja-JP"/>
@@ -4515,7 +4562,7 @@
         <w:ind w:firstLineChars="300" w:firstLine="630"/>
         <w:jc w:val="both"/>
         <w:rPr>
-          <w:rFonts w:ascii="ＭＳ ゴシック" w:eastAsia="ＭＳ ゴシック" w:hAnsi="ＭＳ ゴシック" w:hint="eastAsia"/>
+          <w:rFonts w:ascii="ＭＳ ゴシック" w:eastAsia="ＭＳ ゴシック" w:hAnsi="ＭＳ ゴシック"/>
           <w:sz w:val="21"/>
           <w:szCs w:val="21"/>
           <w:lang w:eastAsia="ja-JP"/>
@@ -4536,7 +4583,7 @@
         <w:widowControl w:val="0"/>
         <w:jc w:val="both"/>
         <w:rPr>
-          <w:rFonts w:ascii="ＭＳ ゴシック" w:eastAsia="ＭＳ ゴシック" w:hAnsi="ＭＳ ゴシック" w:hint="eastAsia"/>
+          <w:rFonts w:ascii="ＭＳ ゴシック" w:eastAsia="ＭＳ ゴシック" w:hAnsi="ＭＳ ゴシック"/>
           <w:sz w:val="21"/>
           <w:szCs w:val="21"/>
           <w:lang w:eastAsia="ja-JP"/>
@@ -4548,7 +4595,7 @@
         <w:widowControl w:val="0"/>
         <w:jc w:val="both"/>
         <w:rPr>
-          <w:rFonts w:ascii="ＭＳ ゴシック" w:eastAsia="ＭＳ ゴシック" w:hAnsi="ＭＳ ゴシック" w:hint="eastAsia"/>
+          <w:rFonts w:ascii="ＭＳ ゴシック" w:eastAsia="ＭＳ ゴシック" w:hAnsi="ＭＳ ゴシック"/>
           <w:b/>
           <w:sz w:val="21"/>
           <w:szCs w:val="21"/>
@@ -4601,7 +4648,7 @@
         <w:ind w:leftChars="100" w:left="660" w:hangingChars="200" w:hanging="420"/>
         <w:jc w:val="both"/>
         <w:rPr>
-          <w:rFonts w:ascii="ＭＳ ゴシック" w:eastAsia="ＭＳ ゴシック" w:hAnsi="ＭＳ ゴシック" w:hint="eastAsia"/>
+          <w:rFonts w:ascii="ＭＳ ゴシック" w:eastAsia="ＭＳ ゴシック" w:hAnsi="ＭＳ ゴシック"/>
           <w:bCs/>
           <w:sz w:val="21"/>
           <w:szCs w:val="21"/>
@@ -4747,7 +4794,7 @@
         <w:ind w:leftChars="100" w:left="660" w:hangingChars="200" w:hanging="420"/>
         <w:jc w:val="both"/>
         <w:rPr>
-          <w:rFonts w:ascii="ＭＳ ゴシック" w:eastAsia="ＭＳ ゴシック" w:hAnsi="ＭＳ ゴシック" w:hint="eastAsia"/>
+          <w:rFonts w:ascii="ＭＳ ゴシック" w:eastAsia="ＭＳ ゴシック" w:hAnsi="ＭＳ ゴシック"/>
           <w:sz w:val="21"/>
           <w:szCs w:val="21"/>
           <w:lang w:eastAsia="ja-JP"/>
@@ -4957,7 +5004,7 @@
         <w:ind w:leftChars="88" w:left="736" w:hangingChars="250" w:hanging="525"/>
         <w:jc w:val="both"/>
         <w:rPr>
-          <w:rFonts w:ascii="ＭＳ ゴシック" w:eastAsia="ＭＳ ゴシック" w:hAnsi="ＭＳ ゴシック" w:hint="eastAsia"/>
+          <w:rFonts w:ascii="ＭＳ ゴシック" w:eastAsia="ＭＳ ゴシック" w:hAnsi="ＭＳ ゴシック"/>
           <w:sz w:val="21"/>
           <w:szCs w:val="21"/>
           <w:lang w:eastAsia="ja-JP"/>
@@ -5104,7 +5151,7 @@
         <w:ind w:leftChars="88" w:left="736" w:hangingChars="250" w:hanging="525"/>
         <w:jc w:val="both"/>
         <w:rPr>
-          <w:rFonts w:ascii="ＭＳ ゴシック" w:eastAsia="ＭＳ ゴシック" w:hAnsi="ＭＳ ゴシック" w:hint="eastAsia"/>
+          <w:rFonts w:ascii="ＭＳ ゴシック" w:eastAsia="ＭＳ ゴシック" w:hAnsi="ＭＳ ゴシック"/>
           <w:sz w:val="21"/>
           <w:szCs w:val="21"/>
           <w:lang w:eastAsia="ja-JP"/>
@@ -5152,7 +5199,7 @@
         <w:ind w:leftChars="88" w:left="736" w:hangingChars="250" w:hanging="525"/>
         <w:jc w:val="both"/>
         <w:rPr>
-          <w:rFonts w:ascii="ＭＳ ゴシック" w:eastAsia="ＭＳ ゴシック" w:hAnsi="ＭＳ ゴシック" w:hint="eastAsia"/>
+          <w:rFonts w:ascii="ＭＳ ゴシック" w:eastAsia="ＭＳ ゴシック" w:hAnsi="ＭＳ ゴシック"/>
           <w:sz w:val="21"/>
           <w:szCs w:val="21"/>
           <w:lang w:eastAsia="ja-JP"/>
@@ -5191,7 +5238,7 @@
         <w:ind w:leftChars="88" w:left="736" w:hangingChars="250" w:hanging="525"/>
         <w:jc w:val="both"/>
         <w:rPr>
-          <w:rFonts w:ascii="ＭＳ ゴシック" w:eastAsia="ＭＳ ゴシック" w:hAnsi="ＭＳ ゴシック" w:hint="eastAsia"/>
+          <w:rFonts w:ascii="ＭＳ ゴシック" w:eastAsia="ＭＳ ゴシック" w:hAnsi="ＭＳ ゴシック"/>
           <w:sz w:val="21"/>
           <w:szCs w:val="21"/>
           <w:lang w:eastAsia="ja-JP"/>
@@ -5302,7 +5349,7 @@
         <w:widowControl w:val="0"/>
         <w:jc w:val="both"/>
         <w:rPr>
-          <w:rFonts w:ascii="ＭＳ ゴシック" w:eastAsia="ＭＳ ゴシック" w:hAnsi="ＭＳ ゴシック" w:hint="eastAsia"/>
+          <w:rFonts w:ascii="ＭＳ ゴシック" w:eastAsia="ＭＳ ゴシック" w:hAnsi="ＭＳ ゴシック"/>
           <w:sz w:val="21"/>
           <w:szCs w:val="21"/>
           <w:lang w:eastAsia="ja-JP"/>
@@ -5314,7 +5361,7 @@
         <w:widowControl w:val="0"/>
         <w:jc w:val="both"/>
         <w:rPr>
-          <w:rFonts w:ascii="ＭＳ ゴシック" w:eastAsia="ＭＳ ゴシック" w:hAnsi="ＭＳ ゴシック" w:hint="eastAsia"/>
+          <w:rFonts w:ascii="ＭＳ ゴシック" w:eastAsia="ＭＳ ゴシック" w:hAnsi="ＭＳ ゴシック"/>
           <w:b/>
           <w:sz w:val="21"/>
           <w:szCs w:val="21"/>
@@ -5380,7 +5427,7 @@
         </w:numPr>
         <w:jc w:val="both"/>
         <w:rPr>
-          <w:rFonts w:ascii="ＭＳ ゴシック" w:eastAsia="ＭＳ ゴシック" w:hAnsi="ＭＳ ゴシック" w:hint="eastAsia"/>
+          <w:rFonts w:ascii="ＭＳ ゴシック" w:eastAsia="ＭＳ ゴシック" w:hAnsi="ＭＳ ゴシック"/>
           <w:sz w:val="21"/>
           <w:szCs w:val="21"/>
           <w:lang w:eastAsia="zh-TW"/>
@@ -5555,7 +5602,7 @@
     <w:p>
       <w:pPr>
         <w:rPr>
-          <w:rFonts w:ascii="ＭＳ ゴシック" w:eastAsia="ＭＳ ゴシック" w:hAnsi="ＭＳ ゴシック" w:hint="eastAsia"/>
+          <w:rFonts w:ascii="ＭＳ ゴシック" w:eastAsia="ＭＳ ゴシック" w:hAnsi="ＭＳ ゴシック"/>
           <w:sz w:val="21"/>
           <w:szCs w:val="21"/>
           <w:lang w:eastAsia="ja-JP"/>
@@ -5586,7 +5633,7 @@
       <w:pPr>
         <w:jc w:val="right"/>
         <w:rPr>
-          <w:rFonts w:ascii="ＭＳ ゴシック" w:eastAsia="ＭＳ ゴシック" w:hAnsi="ＭＳ ゴシック" w:hint="eastAsia"/>
+          <w:rFonts w:ascii="ＭＳ ゴシック" w:eastAsia="ＭＳ ゴシック" w:hAnsi="ＭＳ ゴシック"/>
           <w:sz w:val="21"/>
           <w:szCs w:val="21"/>
           <w:lang w:eastAsia="ja-JP"/>
@@ -5642,7 +5689,7 @@
       <w:pPr>
         <w:jc w:val="center"/>
         <w:rPr>
-          <w:rFonts w:ascii="ＭＳ ゴシック" w:eastAsia="ＭＳ ゴシック" w:hAnsi="ＭＳ ゴシック" w:hint="eastAsia"/>
+          <w:rFonts w:ascii="ＭＳ ゴシック" w:eastAsia="ＭＳ ゴシック" w:hAnsi="ＭＳ ゴシック"/>
           <w:sz w:val="21"/>
           <w:szCs w:val="21"/>
           <w:lang w:eastAsia="ja-JP"/>
@@ -5653,7 +5700,7 @@
       <w:pPr>
         <w:jc w:val="center"/>
         <w:rPr>
-          <w:rFonts w:ascii="ＭＳ ゴシック" w:eastAsia="ＭＳ ゴシック" w:hAnsi="ＭＳ ゴシック" w:hint="eastAsia"/>
+          <w:rFonts w:ascii="ＭＳ ゴシック" w:eastAsia="ＭＳ ゴシック" w:hAnsi="ＭＳ ゴシック"/>
           <w:sz w:val="21"/>
           <w:szCs w:val="21"/>
           <w:lang w:eastAsia="ja-JP"/>
@@ -5692,7 +5739,7 @@
         <w:wordWrap w:val="0"/>
         <w:jc w:val="right"/>
         <w:rPr>
-          <w:rFonts w:ascii="ＭＳ ゴシック" w:eastAsia="ＭＳ ゴシック" w:hAnsi="ＭＳ ゴシック" w:hint="eastAsia"/>
+          <w:rFonts w:ascii="ＭＳ ゴシック" w:eastAsia="ＭＳ ゴシック" w:hAnsi="ＭＳ ゴシック"/>
           <w:sz w:val="21"/>
           <w:szCs w:val="21"/>
           <w:lang w:eastAsia="ja-JP"/>
@@ -5704,7 +5751,7 @@
         <w:wordWrap w:val="0"/>
         <w:jc w:val="right"/>
         <w:rPr>
-          <w:rFonts w:ascii="ＭＳ ゴシック" w:eastAsia="ＭＳ ゴシック" w:hAnsi="ＭＳ ゴシック" w:hint="eastAsia"/>
+          <w:rFonts w:ascii="ＭＳ ゴシック" w:eastAsia="ＭＳ ゴシック" w:hAnsi="ＭＳ ゴシック"/>
           <w:sz w:val="21"/>
           <w:szCs w:val="21"/>
           <w:lang w:eastAsia="ja-JP"/>
@@ -5723,7 +5770,7 @@
     <w:p>
       <w:pPr>
         <w:rPr>
-          <w:rFonts w:ascii="ＭＳ ゴシック" w:eastAsia="ＭＳ ゴシック" w:hAnsi="ＭＳ ゴシック" w:hint="eastAsia"/>
+          <w:rFonts w:ascii="ＭＳ ゴシック" w:eastAsia="ＭＳ ゴシック" w:hAnsi="ＭＳ ゴシック"/>
           <w:sz w:val="21"/>
           <w:szCs w:val="21"/>
           <w:lang w:eastAsia="ja-JP"/>
@@ -5757,11 +5804,64 @@
             <w:pPr>
               <w:jc w:val="both"/>
               <w:rPr>
+                <w:rFonts w:ascii="ＭＳ ゴシック" w:eastAsia="ＭＳ ゴシック" w:hAnsi="ＭＳ ゴシック"/>
+                <w:sz w:val="21"/>
+                <w:szCs w:val="21"/>
+                <w:lang w:eastAsia="ja-JP"/>
+              </w:rPr>
+            </w:pPr>
+            <w:r>
+              <w:rPr>
                 <w:rFonts w:ascii="ＭＳ ゴシック" w:eastAsia="ＭＳ ゴシック" w:hAnsi="ＭＳ ゴシック" w:hint="eastAsia"/>
                 <w:sz w:val="21"/>
                 <w:szCs w:val="21"/>
                 <w:lang w:eastAsia="ja-JP"/>
               </w:rPr>
+              <w:t>変更事項</w:t>
+            </w:r>
+          </w:p>
+        </w:tc>
+        <w:tc>
+          <w:tcPr>
+            <w:tcW w:w="6043" w:type="dxa"/>
+          </w:tcPr>
+          <w:p>
+            <w:pPr>
+              <w:rPr>
+                <w:rFonts w:ascii="ＭＳ ゴシック" w:eastAsia="ＭＳ ゴシック" w:hAnsi="ＭＳ ゴシック"/>
+                <w:sz w:val="21"/>
+                <w:szCs w:val="21"/>
+                <w:lang w:eastAsia="ja-JP"/>
+              </w:rPr>
+            </w:pPr>
+          </w:p>
+          <w:p>
+            <w:pPr>
+              <w:rPr>
+                <w:rFonts w:ascii="ＭＳ ゴシック" w:eastAsia="ＭＳ ゴシック" w:hAnsi="ＭＳ ゴシック"/>
+                <w:sz w:val="21"/>
+                <w:szCs w:val="21"/>
+                <w:lang w:eastAsia="ja-JP"/>
+              </w:rPr>
+            </w:pPr>
+          </w:p>
+        </w:tc>
+      </w:tr>
+      <w:tr>
+        <w:tc>
+          <w:tcPr>
+            <w:tcW w:w="3369" w:type="dxa"/>
+            <w:vAlign w:val="center"/>
+          </w:tcPr>
+          <w:p>
+            <w:pPr>
+              <w:jc w:val="both"/>
+              <w:rPr>
+                <w:rFonts w:ascii="ＭＳ ゴシック" w:eastAsia="ＭＳ ゴシック" w:hAnsi="ＭＳ ゴシック"/>
+                <w:sz w:val="21"/>
+                <w:szCs w:val="21"/>
+                <w:lang w:eastAsia="ja-JP"/>
+              </w:rPr>
             </w:pPr>
             <w:r>
               <w:rPr>
@@ -5770,163 +5870,110 @@
                 <w:szCs w:val="21"/>
                 <w:lang w:eastAsia="ja-JP"/>
               </w:rPr>
-              <w:t>変更事項</w:t>
+              <w:t>変更内容</w:t>
             </w:r>
-          </w:p>
-        </w:tc>
-        <w:tc>
-          <w:tcPr>
-            <w:tcW w:w="6043" w:type="dxa"/>
-          </w:tcPr>
-          <w:p>
-            <w:pPr>
+            <w:r>
               <w:rPr>
                 <w:rFonts w:ascii="ＭＳ ゴシック" w:eastAsia="ＭＳ ゴシック" w:hAnsi="ＭＳ ゴシック" w:hint="eastAsia"/>
                 <w:sz w:val="21"/>
                 <w:szCs w:val="21"/>
                 <w:lang w:eastAsia="ja-JP"/>
               </w:rPr>
-            </w:pPr>
-          </w:p>
-          <w:p>
-            <w:pPr>
+              <w:t>(詳細)</w:t>
+            </w:r>
+          </w:p>
+        </w:tc>
+        <w:tc>
+          <w:tcPr>
+            <w:tcW w:w="6043" w:type="dxa"/>
+          </w:tcPr>
+          <w:p>
+            <w:pPr>
+              <w:rPr>
+                <w:rFonts w:ascii="ＭＳ ゴシック" w:eastAsia="ＭＳ ゴシック" w:hAnsi="ＭＳ ゴシック"/>
+                <w:sz w:val="21"/>
+                <w:szCs w:val="21"/>
+                <w:lang w:eastAsia="ja-JP"/>
+              </w:rPr>
+            </w:pPr>
+          </w:p>
+          <w:p>
+            <w:pPr>
+              <w:rPr>
+                <w:rFonts w:ascii="ＭＳ ゴシック" w:eastAsia="ＭＳ ゴシック" w:hAnsi="ＭＳ ゴシック"/>
+                <w:sz w:val="21"/>
+                <w:szCs w:val="21"/>
+                <w:lang w:eastAsia="ja-JP"/>
+              </w:rPr>
+            </w:pPr>
+          </w:p>
+          <w:p>
+            <w:pPr>
+              <w:rPr>
+                <w:rFonts w:ascii="ＭＳ ゴシック" w:eastAsia="ＭＳ ゴシック" w:hAnsi="ＭＳ ゴシック"/>
+                <w:sz w:val="21"/>
+                <w:szCs w:val="21"/>
+                <w:lang w:eastAsia="ja-JP"/>
+              </w:rPr>
+            </w:pPr>
+          </w:p>
+        </w:tc>
+      </w:tr>
+      <w:tr>
+        <w:tc>
+          <w:tcPr>
+            <w:tcW w:w="3369" w:type="dxa"/>
+            <w:vAlign w:val="center"/>
+          </w:tcPr>
+          <w:p>
+            <w:pPr>
+              <w:jc w:val="both"/>
+              <w:rPr>
+                <w:rFonts w:ascii="ＭＳ ゴシック" w:eastAsia="ＭＳ ゴシック" w:hAnsi="ＭＳ ゴシック"/>
+                <w:sz w:val="21"/>
+                <w:szCs w:val="21"/>
+                <w:lang w:eastAsia="ja-JP"/>
+              </w:rPr>
+            </w:pPr>
+            <w:r>
               <w:rPr>
                 <w:rFonts w:ascii="ＭＳ ゴシック" w:eastAsia="ＭＳ ゴシック" w:hAnsi="ＭＳ ゴシック" w:hint="eastAsia"/>
                 <w:sz w:val="21"/>
                 <w:szCs w:val="21"/>
                 <w:lang w:eastAsia="ja-JP"/>
               </w:rPr>
-            </w:pPr>
-          </w:p>
-        </w:tc>
-      </w:tr>
-      <w:tr>
-        <w:tc>
-          <w:tcPr>
-            <w:tcW w:w="3369" w:type="dxa"/>
-            <w:vAlign w:val="center"/>
-          </w:tcPr>
-          <w:p>
-            <w:pPr>
-              <w:jc w:val="both"/>
-              <w:rPr>
-                <w:rFonts w:ascii="ＭＳ ゴシック" w:eastAsia="ＭＳ ゴシック" w:hAnsi="ＭＳ ゴシック" w:hint="eastAsia"/>
+              <w:t>変更理由</w:t>
+            </w:r>
+          </w:p>
+        </w:tc>
+        <w:tc>
+          <w:tcPr>
+            <w:tcW w:w="6043" w:type="dxa"/>
+          </w:tcPr>
+          <w:p>
+            <w:pPr>
+              <w:rPr>
+                <w:rFonts w:ascii="ＭＳ ゴシック" w:eastAsia="ＭＳ ゴシック" w:hAnsi="ＭＳ ゴシック"/>
                 <w:sz w:val="21"/>
                 <w:szCs w:val="21"/>
                 <w:lang w:eastAsia="ja-JP"/>
               </w:rPr>
             </w:pPr>
-            <w:r>
-              <w:rPr>
-                <w:rFonts w:ascii="ＭＳ ゴシック" w:eastAsia="ＭＳ ゴシック" w:hAnsi="ＭＳ ゴシック" w:hint="eastAsia"/>
+          </w:p>
+          <w:p>
+            <w:pPr>
+              <w:rPr>
+                <w:rFonts w:ascii="ＭＳ ゴシック" w:eastAsia="ＭＳ ゴシック" w:hAnsi="ＭＳ ゴシック"/>
                 <w:sz w:val="21"/>
                 <w:szCs w:val="21"/>
                 <w:lang w:eastAsia="ja-JP"/>
               </w:rPr>
-              <w:t>変更内容</w:t>
-            </w:r>
-            <w:r>
-              <w:rPr>
-                <w:rFonts w:ascii="ＭＳ ゴシック" w:eastAsia="ＭＳ ゴシック" w:hAnsi="ＭＳ ゴシック" w:hint="eastAsia"/>
-                <w:sz w:val="21"/>
-                <w:szCs w:val="21"/>
-                <w:lang w:eastAsia="ja-JP"/>
-              </w:rPr>
-              <w:t>(詳細)</w:t>
-            </w:r>
-          </w:p>
-        </w:tc>
-        <w:tc>
-          <w:tcPr>
-            <w:tcW w:w="6043" w:type="dxa"/>
-          </w:tcPr>
-          <w:p>
-            <w:pPr>
-              <w:rPr>
-                <w:rFonts w:ascii="ＭＳ ゴシック" w:eastAsia="ＭＳ ゴシック" w:hAnsi="ＭＳ ゴシック" w:hint="eastAsia"/>
-                <w:sz w:val="21"/>
-                <w:szCs w:val="21"/>
-                <w:lang w:eastAsia="ja-JP"/>
-              </w:rPr>
-            </w:pPr>
-          </w:p>
-          <w:p>
-            <w:pPr>
-              <w:rPr>
-                <w:rFonts w:ascii="ＭＳ ゴシック" w:eastAsia="ＭＳ ゴシック" w:hAnsi="ＭＳ ゴシック" w:hint="eastAsia"/>
-                <w:sz w:val="21"/>
-                <w:szCs w:val="21"/>
-                <w:lang w:eastAsia="ja-JP"/>
-              </w:rPr>
-            </w:pPr>
-          </w:p>
-          <w:p>
-            <w:pPr>
-              <w:rPr>
-                <w:rFonts w:ascii="ＭＳ ゴシック" w:eastAsia="ＭＳ ゴシック" w:hAnsi="ＭＳ ゴシック" w:hint="eastAsia"/>
-                <w:sz w:val="21"/>
-                <w:szCs w:val="21"/>
-                <w:lang w:eastAsia="ja-JP"/>
-              </w:rPr>
-            </w:pPr>
-          </w:p>
-        </w:tc>
-      </w:tr>
-      <w:tr>
-        <w:tc>
-          <w:tcPr>
-            <w:tcW w:w="3369" w:type="dxa"/>
-            <w:vAlign w:val="center"/>
-          </w:tcPr>
-          <w:p>
-            <w:pPr>
-              <w:jc w:val="both"/>
-              <w:rPr>
-                <w:rFonts w:ascii="ＭＳ ゴシック" w:eastAsia="ＭＳ ゴシック" w:hAnsi="ＭＳ ゴシック" w:hint="eastAsia"/>
-                <w:sz w:val="21"/>
-                <w:szCs w:val="21"/>
-                <w:lang w:eastAsia="ja-JP"/>
-              </w:rPr>
-            </w:pPr>
-            <w:r>
-              <w:rPr>
-                <w:rFonts w:ascii="ＭＳ ゴシック" w:eastAsia="ＭＳ ゴシック" w:hAnsi="ＭＳ ゴシック" w:hint="eastAsia"/>
-                <w:sz w:val="21"/>
-                <w:szCs w:val="21"/>
-                <w:lang w:eastAsia="ja-JP"/>
-              </w:rPr>
-              <w:t>変更理由</w:t>
-            </w:r>
-          </w:p>
-        </w:tc>
-        <w:tc>
-          <w:tcPr>
-            <w:tcW w:w="6043" w:type="dxa"/>
-          </w:tcPr>
-          <w:p>
-            <w:pPr>
-              <w:rPr>
-                <w:rFonts w:ascii="ＭＳ ゴシック" w:eastAsia="ＭＳ ゴシック" w:hAnsi="ＭＳ ゴシック" w:hint="eastAsia"/>
-                <w:sz w:val="21"/>
-                <w:szCs w:val="21"/>
-                <w:lang w:eastAsia="ja-JP"/>
-              </w:rPr>
-            </w:pPr>
-          </w:p>
-          <w:p>
-            <w:pPr>
-              <w:rPr>
-                <w:rFonts w:ascii="ＭＳ ゴシック" w:eastAsia="ＭＳ ゴシック" w:hAnsi="ＭＳ ゴシック" w:hint="eastAsia"/>
-                <w:sz w:val="21"/>
-                <w:szCs w:val="21"/>
-                <w:lang w:eastAsia="ja-JP"/>
-              </w:rPr>
-            </w:pPr>
-          </w:p>
-          <w:p>
-            <w:pPr>
-              <w:rPr>
-                <w:rFonts w:ascii="ＭＳ ゴシック" w:eastAsia="ＭＳ ゴシック" w:hAnsi="ＭＳ ゴシック" w:hint="eastAsia"/>
+            </w:pPr>
+          </w:p>
+          <w:p>
+            <w:pPr>
+              <w:rPr>
+                <w:rFonts w:ascii="ＭＳ ゴシック" w:eastAsia="ＭＳ ゴシック" w:hAnsi="ＭＳ ゴシック"/>
                 <w:sz w:val="21"/>
                 <w:szCs w:val="21"/>
                 <w:lang w:eastAsia="ja-JP"/>
@@ -5948,11 +5995,35 @@
             <w:pPr>
               <w:jc w:val="both"/>
               <w:rPr>
+                <w:rFonts w:ascii="ＭＳ ゴシック" w:eastAsia="ＭＳ ゴシック" w:hAnsi="ＭＳ ゴシック"/>
+                <w:sz w:val="21"/>
+                <w:szCs w:val="21"/>
+                <w:lang w:eastAsia="ja-JP"/>
+              </w:rPr>
+            </w:pPr>
+            <w:r>
+              <w:rPr>
                 <w:rFonts w:ascii="ＭＳ ゴシック" w:eastAsia="ＭＳ ゴシック" w:hAnsi="ＭＳ ゴシック" w:hint="eastAsia"/>
                 <w:sz w:val="21"/>
                 <w:szCs w:val="21"/>
                 <w:lang w:eastAsia="ja-JP"/>
               </w:rPr>
+              <w:t>特定細胞加工物の品質への影響</w:t>
+            </w:r>
+          </w:p>
+        </w:tc>
+        <w:tc>
+          <w:tcPr>
+            <w:tcW w:w="6043" w:type="dxa"/>
+          </w:tcPr>
+          <w:p>
+            <w:pPr>
+              <w:rPr>
+                <w:rFonts w:ascii="ＭＳ ゴシック" w:eastAsia="ＭＳ ゴシック" w:hAnsi="ＭＳ ゴシック"/>
+                <w:sz w:val="21"/>
+                <w:szCs w:val="21"/>
+                <w:lang w:eastAsia="ja-JP"/>
+              </w:rPr>
             </w:pPr>
             <w:r>
               <w:rPr>
@@ -5961,56 +6032,32 @@
                 <w:szCs w:val="21"/>
                 <w:lang w:eastAsia="ja-JP"/>
               </w:rPr>
-              <w:t>特定細胞加工物の品質への影響</w:t>
+              <w:t>□　無</w:t>
             </w:r>
           </w:p>
-        </w:tc>
-        <w:tc>
-          <w:tcPr>
-            <w:tcW w:w="6043" w:type="dxa"/>
-          </w:tcPr>
-          <w:p>
-            <w:pPr>
+          <w:p>
+            <w:pPr>
+              <w:rPr>
+                <w:rFonts w:ascii="ＭＳ ゴシック" w:eastAsia="ＭＳ ゴシック" w:hAnsi="ＭＳ ゴシック"/>
+                <w:sz w:val="21"/>
+                <w:szCs w:val="21"/>
+                <w:lang w:eastAsia="ja-JP"/>
+              </w:rPr>
+            </w:pPr>
+            <w:r>
               <w:rPr>
                 <w:rFonts w:ascii="ＭＳ ゴシック" w:eastAsia="ＭＳ ゴシック" w:hAnsi="ＭＳ ゴシック" w:hint="eastAsia"/>
                 <w:sz w:val="21"/>
                 <w:szCs w:val="21"/>
                 <w:lang w:eastAsia="ja-JP"/>
               </w:rPr>
-            </w:pPr>
-            <w:r>
-              <w:rPr>
-                <w:rFonts w:ascii="ＭＳ ゴシック" w:eastAsia="ＭＳ ゴシック" w:hAnsi="ＭＳ ゴシック" w:hint="eastAsia"/>
-                <w:sz w:val="21"/>
-                <w:szCs w:val="21"/>
-                <w:lang w:eastAsia="ja-JP"/>
-              </w:rPr>
-              <w:t>□　無</w:t>
-            </w:r>
-          </w:p>
-          <w:p>
-            <w:pPr>
-              <w:rPr>
-                <w:rFonts w:ascii="ＭＳ ゴシック" w:eastAsia="ＭＳ ゴシック" w:hAnsi="ＭＳ ゴシック" w:hint="eastAsia"/>
-                <w:sz w:val="21"/>
-                <w:szCs w:val="21"/>
-                <w:lang w:eastAsia="ja-JP"/>
-              </w:rPr>
-            </w:pPr>
-            <w:r>
-              <w:rPr>
-                <w:rFonts w:ascii="ＭＳ ゴシック" w:eastAsia="ＭＳ ゴシック" w:hAnsi="ＭＳ ゴシック" w:hint="eastAsia"/>
-                <w:sz w:val="21"/>
-                <w:szCs w:val="21"/>
-                <w:lang w:eastAsia="ja-JP"/>
-              </w:rPr>
               <w:t>□　有</w:t>
             </w:r>
           </w:p>
           <w:p>
             <w:pPr>
               <w:rPr>
-                <w:rFonts w:ascii="ＭＳ ゴシック" w:eastAsia="ＭＳ ゴシック" w:hAnsi="ＭＳ ゴシック" w:hint="eastAsia"/>
+                <w:rFonts w:ascii="ＭＳ ゴシック" w:eastAsia="ＭＳ ゴシック" w:hAnsi="ＭＳ ゴシック"/>
                 <w:sz w:val="21"/>
                 <w:szCs w:val="21"/>
                 <w:lang w:eastAsia="ja-JP"/>
@@ -6134,19 +6181,19 @@
             <w:pPr>
               <w:ind w:firstLineChars="50" w:firstLine="105"/>
               <w:rPr>
+                <w:rFonts w:ascii="ＭＳ ゴシック" w:eastAsia="ＭＳ ゴシック" w:hAnsi="ＭＳ ゴシック"/>
+                <w:sz w:val="21"/>
+                <w:szCs w:val="21"/>
+                <w:lang w:eastAsia="ja-JP"/>
+              </w:rPr>
+            </w:pPr>
+            <w:r>
+              <w:rPr>
                 <w:rFonts w:ascii="ＭＳ ゴシック" w:eastAsia="ＭＳ ゴシック" w:hAnsi="ＭＳ ゴシック" w:hint="eastAsia"/>
                 <w:sz w:val="21"/>
                 <w:szCs w:val="21"/>
                 <w:lang w:eastAsia="ja-JP"/>
               </w:rPr>
-            </w:pPr>
-            <w:r>
-              <w:rPr>
-                <w:rFonts w:ascii="ＭＳ ゴシック" w:eastAsia="ＭＳ ゴシック" w:hAnsi="ＭＳ ゴシック" w:hint="eastAsia"/>
-                <w:sz w:val="21"/>
-                <w:szCs w:val="21"/>
-                <w:lang w:eastAsia="ja-JP"/>
-              </w:rPr>
               <w:t>(詳細)</w:t>
             </w:r>
           </w:p>
@@ -6156,7 +6203,6 @@
     <w:p>
       <w:pPr>
         <w:rPr>
-          <w:rFonts w:hint="eastAsia"/>
           <w:u w:val="single"/>
           <w:lang w:eastAsia="ja-JP"/>
         </w:rPr>
@@ -6165,7 +6211,7 @@
     <w:p>
       <w:pPr>
         <w:rPr>
-          <w:rFonts w:ascii="ＭＳ ゴシック" w:eastAsia="ＭＳ ゴシック" w:hAnsi="ＭＳ ゴシック" w:hint="eastAsia"/>
+          <w:rFonts w:ascii="ＭＳ ゴシック" w:eastAsia="ＭＳ ゴシック" w:hAnsi="ＭＳ ゴシック"/>
           <w:sz w:val="21"/>
           <w:u w:val="single"/>
           <w:lang w:eastAsia="zh-TW"/>
@@ -6239,7 +6285,7 @@
       <w:pPr>
         <w:ind w:firstLineChars="300" w:firstLine="630"/>
         <w:rPr>
-          <w:rFonts w:ascii="ＭＳ ゴシック" w:eastAsia="ＭＳ ゴシック" w:hAnsi="ＭＳ ゴシック" w:hint="eastAsia"/>
+          <w:rFonts w:ascii="ＭＳ ゴシック" w:eastAsia="ＭＳ ゴシック" w:hAnsi="ＭＳ ゴシック"/>
           <w:sz w:val="21"/>
           <w:u w:val="single"/>
           <w:lang w:eastAsia="ja-JP"/>
@@ -6258,7 +6304,7 @@
     <w:p>
       <w:pPr>
         <w:rPr>
-          <w:rFonts w:ascii="ＭＳ ゴシック" w:eastAsia="ＭＳ ゴシック" w:hAnsi="ＭＳ ゴシック" w:hint="eastAsia"/>
+          <w:rFonts w:ascii="ＭＳ ゴシック" w:eastAsia="ＭＳ ゴシック" w:hAnsi="ＭＳ ゴシック"/>
           <w:lang w:eastAsia="ja-JP"/>
         </w:rPr>
       </w:pPr>
@@ -6266,7 +6312,7 @@
     <w:p>
       <w:pPr>
         <w:rPr>
-          <w:rFonts w:ascii="ＭＳ ゴシック" w:eastAsia="ＭＳ ゴシック" w:hAnsi="ＭＳ ゴシック" w:hint="eastAsia"/>
+          <w:rFonts w:ascii="ＭＳ ゴシック" w:eastAsia="ＭＳ ゴシック" w:hAnsi="ＭＳ ゴシック"/>
           <w:sz w:val="21"/>
           <w:lang w:eastAsia="ja-JP"/>
         </w:rPr>
@@ -6310,12 +6356,21 @@
             <w:pPr>
               <w:jc w:val="both"/>
               <w:rPr>
+                <w:rFonts w:ascii="ＭＳ ゴシック" w:eastAsia="ＭＳ ゴシック" w:hAnsi="ＭＳ ゴシック"/>
+                <w:sz w:val="21"/>
+                <w:szCs w:val="21"/>
+                <w:lang w:eastAsia="ja-JP"/>
+              </w:rPr>
+            </w:pPr>
+            <w:r>
+              <w:rPr>
                 <w:rFonts w:ascii="ＭＳ ゴシック" w:eastAsia="ＭＳ ゴシック" w:hAnsi="ＭＳ ゴシック" w:hint="eastAsia"/>
                 <w:sz w:val="21"/>
                 <w:szCs w:val="21"/>
                 <w:lang w:eastAsia="ja-JP"/>
               </w:rPr>
-            </w:pPr>
+              <w:t>当該変更に伴い実施した</w:t>
+            </w:r>
             <w:r>
               <w:rPr>
                 <w:rFonts w:ascii="ＭＳ ゴシック" w:eastAsia="ＭＳ ゴシック" w:hAnsi="ＭＳ ゴシック" w:hint="eastAsia"/>
@@ -6323,8 +6378,33 @@
                 <w:szCs w:val="21"/>
                 <w:lang w:eastAsia="ja-JP"/>
               </w:rPr>
-              <w:t>当該変更に伴い実施した</w:t>
+              <w:t>措置</w:t>
             </w:r>
+          </w:p>
+        </w:tc>
+        <w:tc>
+          <w:tcPr>
+            <w:tcW w:w="6043" w:type="dxa"/>
+          </w:tcPr>
+          <w:p>
+            <w:pPr>
+              <w:rPr>
+                <w:rFonts w:ascii="ＭＳ ゴシック" w:eastAsia="ＭＳ ゴシック" w:hAnsi="ＭＳ ゴシック"/>
+                <w:sz w:val="21"/>
+                <w:szCs w:val="21"/>
+                <w:lang w:eastAsia="ja-JP"/>
+              </w:rPr>
+            </w:pPr>
+          </w:p>
+          <w:p>
+            <w:pPr>
+              <w:rPr>
+                <w:rFonts w:ascii="ＭＳ ゴシック" w:eastAsia="ＭＳ ゴシック" w:hAnsi="ＭＳ ゴシック"/>
+                <w:sz w:val="21"/>
+                <w:szCs w:val="21"/>
+                <w:lang w:eastAsia="ja-JP"/>
+              </w:rPr>
+            </w:pPr>
             <w:r>
               <w:rPr>
                 <w:rFonts w:ascii="ＭＳ ゴシック" w:eastAsia="ＭＳ ゴシック" w:hAnsi="ＭＳ ゴシック" w:hint="eastAsia"/>
@@ -6332,33 +6412,46 @@
                 <w:szCs w:val="21"/>
                 <w:lang w:eastAsia="ja-JP"/>
               </w:rPr>
-              <w:t>措置</w:t>
+              <w:t>□　文書の変更</w:t>
             </w:r>
-          </w:p>
-        </w:tc>
-        <w:tc>
-          <w:tcPr>
-            <w:tcW w:w="6043" w:type="dxa"/>
-          </w:tcPr>
-          <w:p>
-            <w:pPr>
+            <w:r>
               <w:rPr>
                 <w:rFonts w:ascii="ＭＳ ゴシック" w:eastAsia="ＭＳ ゴシック" w:hAnsi="ＭＳ ゴシック" w:hint="eastAsia"/>
                 <w:sz w:val="21"/>
                 <w:szCs w:val="21"/>
                 <w:lang w:eastAsia="ja-JP"/>
               </w:rPr>
-            </w:pPr>
-          </w:p>
-          <w:p>
-            <w:pPr>
+              <w:t>(文書名：　　　　　　　　　　　　　　)</w:t>
+            </w:r>
+          </w:p>
+          <w:p>
+            <w:pPr>
+              <w:rPr>
+                <w:rFonts w:ascii="ＭＳ ゴシック" w:eastAsia="ＭＳ ゴシック" w:hAnsi="ＭＳ ゴシック"/>
+                <w:sz w:val="21"/>
+                <w:szCs w:val="21"/>
+                <w:lang w:eastAsia="ja-JP"/>
+              </w:rPr>
+            </w:pPr>
+          </w:p>
+          <w:p>
+            <w:pPr>
+              <w:rPr>
+                <w:rFonts w:ascii="ＭＳ ゴシック" w:eastAsia="ＭＳ ゴシック" w:hAnsi="ＭＳ ゴシック"/>
+                <w:sz w:val="21"/>
+                <w:szCs w:val="21"/>
+                <w:lang w:eastAsia="ja-JP"/>
+              </w:rPr>
+            </w:pPr>
+            <w:r>
               <w:rPr>
                 <w:rFonts w:ascii="ＭＳ ゴシック" w:eastAsia="ＭＳ ゴシック" w:hAnsi="ＭＳ ゴシック" w:hint="eastAsia"/>
                 <w:sz w:val="21"/>
                 <w:szCs w:val="21"/>
                 <w:lang w:eastAsia="ja-JP"/>
               </w:rPr>
-            </w:pPr>
+              <w:t>□　教育訓練の実施</w:t>
+            </w:r>
             <w:r>
               <w:rPr>
                 <w:rFonts w:ascii="ＭＳ ゴシック" w:eastAsia="ＭＳ ゴシック" w:hAnsi="ＭＳ ゴシック" w:hint="eastAsia"/>
@@ -6366,8 +6459,28 @@
                 <w:szCs w:val="21"/>
                 <w:lang w:eastAsia="ja-JP"/>
               </w:rPr>
-              <w:t>□　文書の変更</w:t>
+              <w:t>（　　　　　　　　　　　　　　　　）</w:t>
             </w:r>
+          </w:p>
+          <w:p>
+            <w:pPr>
+              <w:rPr>
+                <w:rFonts w:ascii="ＭＳ ゴシック" w:eastAsia="ＭＳ ゴシック" w:hAnsi="ＭＳ ゴシック"/>
+                <w:sz w:val="21"/>
+                <w:szCs w:val="21"/>
+                <w:lang w:eastAsia="ja-JP"/>
+              </w:rPr>
+            </w:pPr>
+          </w:p>
+          <w:p>
+            <w:pPr>
+              <w:rPr>
+                <w:rFonts w:ascii="ＭＳ ゴシック" w:eastAsia="ＭＳ ゴシック" w:hAnsi="ＭＳ ゴシック"/>
+                <w:sz w:val="21"/>
+                <w:szCs w:val="21"/>
+                <w:lang w:eastAsia="ja-JP"/>
+              </w:rPr>
+            </w:pPr>
             <w:r>
               <w:rPr>
                 <w:rFonts w:ascii="ＭＳ ゴシック" w:eastAsia="ＭＳ ゴシック" w:hAnsi="ＭＳ ゴシック" w:hint="eastAsia"/>
@@ -6375,80 +6488,13 @@
                 <w:szCs w:val="21"/>
                 <w:lang w:eastAsia="ja-JP"/>
               </w:rPr>
-              <w:t>(文書名：　　　　　　　　　　　　　　)</w:t>
-            </w:r>
-          </w:p>
-          <w:p>
-            <w:pPr>
-              <w:rPr>
-                <w:rFonts w:ascii="ＭＳ ゴシック" w:eastAsia="ＭＳ ゴシック" w:hAnsi="ＭＳ ゴシック" w:hint="eastAsia"/>
-                <w:sz w:val="21"/>
-                <w:szCs w:val="21"/>
-                <w:lang w:eastAsia="ja-JP"/>
-              </w:rPr>
-            </w:pPr>
-          </w:p>
-          <w:p>
-            <w:pPr>
-              <w:rPr>
-                <w:rFonts w:ascii="ＭＳ ゴシック" w:eastAsia="ＭＳ ゴシック" w:hAnsi="ＭＳ ゴシック" w:hint="eastAsia"/>
-                <w:sz w:val="21"/>
-                <w:szCs w:val="21"/>
-                <w:lang w:eastAsia="ja-JP"/>
-              </w:rPr>
-            </w:pPr>
-            <w:r>
-              <w:rPr>
-                <w:rFonts w:ascii="ＭＳ ゴシック" w:eastAsia="ＭＳ ゴシック" w:hAnsi="ＭＳ ゴシック" w:hint="eastAsia"/>
-                <w:sz w:val="21"/>
-                <w:szCs w:val="21"/>
-                <w:lang w:eastAsia="ja-JP"/>
-              </w:rPr>
-              <w:t>□　教育訓練の実施</w:t>
-            </w:r>
-            <w:r>
-              <w:rPr>
-                <w:rFonts w:ascii="ＭＳ ゴシック" w:eastAsia="ＭＳ ゴシック" w:hAnsi="ＭＳ ゴシック" w:hint="eastAsia"/>
-                <w:sz w:val="21"/>
-                <w:szCs w:val="21"/>
-                <w:lang w:eastAsia="ja-JP"/>
-              </w:rPr>
-              <w:t>（　　　　　　　　　　　　　　　　）</w:t>
-            </w:r>
-          </w:p>
-          <w:p>
-            <w:pPr>
-              <w:rPr>
-                <w:rFonts w:ascii="ＭＳ ゴシック" w:eastAsia="ＭＳ ゴシック" w:hAnsi="ＭＳ ゴシック" w:hint="eastAsia"/>
-                <w:sz w:val="21"/>
-                <w:szCs w:val="21"/>
-                <w:lang w:eastAsia="ja-JP"/>
-              </w:rPr>
-            </w:pPr>
-          </w:p>
-          <w:p>
-            <w:pPr>
-              <w:rPr>
-                <w:rFonts w:ascii="ＭＳ ゴシック" w:eastAsia="ＭＳ ゴシック" w:hAnsi="ＭＳ ゴシック" w:hint="eastAsia"/>
-                <w:sz w:val="21"/>
-                <w:szCs w:val="21"/>
-                <w:lang w:eastAsia="ja-JP"/>
-              </w:rPr>
-            </w:pPr>
-            <w:r>
-              <w:rPr>
-                <w:rFonts w:ascii="ＭＳ ゴシック" w:eastAsia="ＭＳ ゴシック" w:hAnsi="ＭＳ ゴシック" w:hint="eastAsia"/>
-                <w:sz w:val="21"/>
-                <w:szCs w:val="21"/>
-                <w:lang w:eastAsia="ja-JP"/>
-              </w:rPr>
               <w:t>□　その他</w:t>
             </w:r>
           </w:p>
           <w:p>
             <w:pPr>
               <w:rPr>
-                <w:rFonts w:ascii="ＭＳ ゴシック" w:eastAsia="ＭＳ ゴシック" w:hAnsi="ＭＳ ゴシック" w:hint="eastAsia"/>
+                <w:rFonts w:ascii="ＭＳ ゴシック" w:eastAsia="ＭＳ ゴシック" w:hAnsi="ＭＳ ゴシック"/>
                 <w:sz w:val="21"/>
                 <w:szCs w:val="21"/>
                 <w:lang w:eastAsia="ja-JP"/>
@@ -6553,26 +6599,36 @@
           <w:p>
             <w:pPr>
               <w:rPr>
+                <w:rFonts w:ascii="ＭＳ ゴシック" w:eastAsia="ＭＳ ゴシック" w:hAnsi="ＭＳ ゴシック"/>
+                <w:sz w:val="21"/>
+                <w:szCs w:val="21"/>
+                <w:lang w:eastAsia="ja-JP"/>
+              </w:rPr>
+            </w:pPr>
+            <w:r>
+              <w:rPr>
                 <w:rFonts w:ascii="ＭＳ ゴシック" w:eastAsia="ＭＳ ゴシック" w:hAnsi="ＭＳ ゴシック" w:hint="eastAsia"/>
                 <w:sz w:val="21"/>
                 <w:szCs w:val="21"/>
                 <w:lang w:eastAsia="ja-JP"/>
               </w:rPr>
-            </w:pPr>
-            <w:r>
-              <w:rPr>
-                <w:rFonts w:ascii="ＭＳ ゴシック" w:eastAsia="ＭＳ ゴシック" w:hAnsi="ＭＳ ゴシック" w:hint="eastAsia"/>
+              <w:t>（詳細）</w:t>
+            </w:r>
+          </w:p>
+          <w:p>
+            <w:pPr>
+              <w:rPr>
+                <w:rFonts w:ascii="ＭＳ ゴシック" w:eastAsia="ＭＳ ゴシック" w:hAnsi="ＭＳ ゴシック"/>
                 <w:sz w:val="21"/>
                 <w:szCs w:val="21"/>
                 <w:lang w:eastAsia="ja-JP"/>
               </w:rPr>
-              <w:t>（詳細）</w:t>
-            </w:r>
-          </w:p>
-          <w:p>
-            <w:pPr>
-              <w:rPr>
-                <w:rFonts w:ascii="ＭＳ ゴシック" w:eastAsia="ＭＳ ゴシック" w:hAnsi="ＭＳ ゴシック" w:hint="eastAsia"/>
+            </w:pPr>
+          </w:p>
+          <w:p>
+            <w:pPr>
+              <w:rPr>
+                <w:rFonts w:ascii="ＭＳ ゴシック" w:eastAsia="ＭＳ ゴシック" w:hAnsi="ＭＳ ゴシック"/>
                 <w:sz w:val="21"/>
                 <w:szCs w:val="21"/>
                 <w:lang w:eastAsia="ja-JP"/>
@@ -6582,7 +6638,7 @@
           <w:p>
             <w:pPr>
               <w:rPr>
-                <w:rFonts w:ascii="ＭＳ ゴシック" w:eastAsia="ＭＳ ゴシック" w:hAnsi="ＭＳ ゴシック" w:hint="eastAsia"/>
+                <w:rFonts w:ascii="ＭＳ ゴシック" w:eastAsia="ＭＳ ゴシック" w:hAnsi="ＭＳ ゴシック"/>
                 <w:sz w:val="21"/>
                 <w:szCs w:val="21"/>
                 <w:lang w:eastAsia="ja-JP"/>
@@ -6592,7 +6648,7 @@
           <w:p>
             <w:pPr>
               <w:rPr>
-                <w:rFonts w:ascii="ＭＳ ゴシック" w:eastAsia="ＭＳ ゴシック" w:hAnsi="ＭＳ ゴシック" w:hint="eastAsia"/>
+                <w:rFonts w:ascii="ＭＳ ゴシック" w:eastAsia="ＭＳ ゴシック" w:hAnsi="ＭＳ ゴシック"/>
                 <w:sz w:val="21"/>
                 <w:szCs w:val="21"/>
                 <w:lang w:eastAsia="ja-JP"/>
@@ -6602,7 +6658,7 @@
           <w:p>
             <w:pPr>
               <w:rPr>
-                <w:rFonts w:ascii="ＭＳ ゴシック" w:eastAsia="ＭＳ ゴシック" w:hAnsi="ＭＳ ゴシック" w:hint="eastAsia"/>
+                <w:rFonts w:ascii="ＭＳ ゴシック" w:eastAsia="ＭＳ ゴシック" w:hAnsi="ＭＳ ゴシック"/>
                 <w:sz w:val="21"/>
                 <w:szCs w:val="21"/>
                 <w:lang w:eastAsia="ja-JP"/>
@@ -6612,7 +6668,7 @@
           <w:p>
             <w:pPr>
               <w:rPr>
-                <w:rFonts w:ascii="ＭＳ ゴシック" w:eastAsia="ＭＳ ゴシック" w:hAnsi="ＭＳ ゴシック" w:hint="eastAsia"/>
+                <w:rFonts w:ascii="ＭＳ ゴシック" w:eastAsia="ＭＳ ゴシック" w:hAnsi="ＭＳ ゴシック"/>
                 <w:sz w:val="21"/>
                 <w:szCs w:val="21"/>
                 <w:lang w:eastAsia="ja-JP"/>
@@ -6622,17 +6678,7 @@
           <w:p>
             <w:pPr>
               <w:rPr>
-                <w:rFonts w:ascii="ＭＳ ゴシック" w:eastAsia="ＭＳ ゴシック" w:hAnsi="ＭＳ ゴシック" w:hint="eastAsia"/>
-                <w:sz w:val="21"/>
-                <w:szCs w:val="21"/>
-                <w:lang w:eastAsia="ja-JP"/>
-              </w:rPr>
-            </w:pPr>
-          </w:p>
-          <w:p>
-            <w:pPr>
-              <w:rPr>
-                <w:rFonts w:ascii="ＭＳ ゴシック" w:eastAsia="ＭＳ ゴシック" w:hAnsi="ＭＳ ゴシック" w:hint="eastAsia"/>
+                <w:rFonts w:ascii="ＭＳ ゴシック" w:eastAsia="ＭＳ ゴシック" w:hAnsi="ＭＳ ゴシック"/>
                 <w:sz w:val="21"/>
                 <w:szCs w:val="21"/>
                 <w:lang w:eastAsia="ja-JP"/>
@@ -6645,7 +6691,7 @@
     <w:p>
       <w:pPr>
         <w:rPr>
-          <w:rFonts w:ascii="ＭＳ ゴシック" w:eastAsia="ＭＳ ゴシック" w:hAnsi="ＭＳ ゴシック" w:hint="eastAsia"/>
+          <w:rFonts w:ascii="ＭＳ ゴシック" w:eastAsia="ＭＳ ゴシック" w:hAnsi="ＭＳ ゴシック"/>
           <w:sz w:val="21"/>
           <w:u w:val="single"/>
           <w:lang w:eastAsia="ja-JP"/>
@@ -6655,7 +6701,7 @@
     <w:p>
       <w:pPr>
         <w:rPr>
-          <w:rFonts w:ascii="ＭＳ ゴシック" w:eastAsia="ＭＳ ゴシック" w:hAnsi="ＭＳ ゴシック" w:hint="eastAsia"/>
+          <w:rFonts w:ascii="ＭＳ ゴシック" w:eastAsia="ＭＳ ゴシック" w:hAnsi="ＭＳ ゴシック"/>
           <w:sz w:val="21"/>
           <w:u w:val="single"/>
           <w:lang w:eastAsia="zh-TW"/>
@@ -6738,7 +6784,7 @@
       <w:pPr>
         <w:ind w:firstLineChars="300" w:firstLine="630"/>
         <w:rPr>
-          <w:rFonts w:ascii="ＭＳ ゴシック" w:eastAsia="ＭＳ ゴシック" w:hAnsi="ＭＳ ゴシック" w:hint="eastAsia"/>
+          <w:rFonts w:ascii="ＭＳ ゴシック" w:eastAsia="ＭＳ ゴシック" w:hAnsi="ＭＳ ゴシック"/>
           <w:sz w:val="21"/>
           <w:u w:val="single"/>
           <w:lang w:eastAsia="zh-TW"/>
@@ -6776,7 +6822,7 @@
       <w:pPr>
         <w:ind w:right="210"/>
         <w:rPr>
-          <w:rFonts w:ascii="ＭＳ ゴシック" w:eastAsia="ＭＳ ゴシック" w:hAnsi="ＭＳ ゴシック" w:hint="eastAsia"/>
+          <w:rFonts w:ascii="ＭＳ ゴシック" w:eastAsia="ＭＳ ゴシック" w:hAnsi="ＭＳ ゴシック"/>
           <w:sz w:val="21"/>
           <w:szCs w:val="21"/>
           <w:lang w:eastAsia="zh-TW"/>
@@ -6784,8 +6830,8 @@
       </w:pPr>
     </w:p>
     <w:sectPr>
-      <w:headerReference w:type="default" r:id="rId13"/>
-      <w:footerReference w:type="default" r:id="rId14"/>
+      <w:headerReference w:type="default" r:id="rId16"/>
+      <w:footerReference w:type="default" r:id="rId17"/>
       <w:pgSz w:w="11906" w:h="16838"/>
       <w:pgMar w:top="1985" w:right="991" w:bottom="1701" w:left="1701" w:header="708" w:footer="708" w:gutter="0"/>
       <w:pgNumType w:start="3"/>
@@ -6822,7 +6868,6 @@
       <w:pStyle w:val="a8"/>
       <w:jc w:val="center"/>
       <w:rPr>
-        <w:rFonts w:hint="eastAsia"/>
         <w:lang w:eastAsia="ja-JP"/>
       </w:rPr>
     </w:pPr>
@@ -6839,11 +6884,16 @@
 
 <file path=word/footer2.xml><?xml version="1.0" encoding="utf-8"?>
 <w:ftr xmlns:wpc="http://schemas.microsoft.com/office/word/2010/wordprocessingCanvas" xmlns:mc="http://schemas.openxmlformats.org/markup-compatibility/2006" xmlns:o="urn:schemas-microsoft-com:office:office" xmlns:r="http://schemas.openxmlformats.org/officeDocument/2006/relationships" xmlns:m="http://schemas.openxmlformats.org/officeDocument/2006/math" xmlns:v="urn:schemas-microsoft-com:vml" xmlns:wp14="http://schemas.microsoft.com/office/word/2010/wordprocessingDrawing" xmlns:wp="http://schemas.openxmlformats.org/drawingml/2006/wordprocessingDrawing" xmlns:w10="urn:schemas-microsoft-com:office:word" xmlns:w="http://schemas.openxmlformats.org/wordprocessingml/2006/main" xmlns:w14="http://schemas.microsoft.com/office/word/2010/wordml" xmlns:wpg="http://schemas.microsoft.com/office/word/2010/wordprocessingGroup" xmlns:wpi="http://schemas.microsoft.com/office/word/2010/wordprocessingInk" xmlns:wne="http://schemas.microsoft.com/office/word/2006/wordml" xmlns:wps="http://schemas.microsoft.com/office/word/2010/wordprocessingShape" mc:Ignorable="w14 wp14">
+  <w:p/>
+</w:ftr>
+</file>
+
+<file path=word/footer3.xml><?xml version="1.0" encoding="utf-8"?>
+<w:ftr xmlns:wpc="http://schemas.microsoft.com/office/word/2010/wordprocessingCanvas" xmlns:mc="http://schemas.openxmlformats.org/markup-compatibility/2006" xmlns:o="urn:schemas-microsoft-com:office:office" xmlns:r="http://schemas.openxmlformats.org/officeDocument/2006/relationships" xmlns:m="http://schemas.openxmlformats.org/officeDocument/2006/math" xmlns:v="urn:schemas-microsoft-com:vml" xmlns:wp14="http://schemas.microsoft.com/office/word/2010/wordprocessingDrawing" xmlns:wp="http://schemas.openxmlformats.org/drawingml/2006/wordprocessingDrawing" xmlns:w10="urn:schemas-microsoft-com:office:word" xmlns:w="http://schemas.openxmlformats.org/wordprocessingml/2006/main" xmlns:w14="http://schemas.microsoft.com/office/word/2010/wordml" xmlns:wpg="http://schemas.microsoft.com/office/word/2010/wordprocessingGroup" xmlns:wpi="http://schemas.microsoft.com/office/word/2010/wordprocessingInk" xmlns:wne="http://schemas.microsoft.com/office/word/2006/wordml" xmlns:wps="http://schemas.microsoft.com/office/word/2010/wordprocessingShape" mc:Ignorable="w14 wp14">
   <w:p>
     <w:pPr>
       <w:jc w:val="center"/>
       <w:rPr>
-        <w:rFonts w:hint="eastAsia"/>
         <w:sz w:val="22"/>
         <w:lang w:eastAsia="ja-JP"/>
       </w:rPr>
@@ -6938,16 +6988,6 @@
 </w:ftr>
 </file>
 
-<file path=word/footer3.xml><?xml version="1.0" encoding="utf-8"?>
-<w:ftr xmlns:m="http://schemas.openxmlformats.org/officeDocument/2006/math" xmlns:mc="http://schemas.openxmlformats.org/markup-compatibility/2006" xmlns:mo="http://schemas.microsoft.com/office/mac/office/2008/main" xmlns:mv="urn:schemas-microsoft-com:mac:vml" xmlns:o="urn:schemas-microsoft-com:office:office" xmlns:r="http://schemas.openxmlformats.org/officeDocument/2006/relationships" xmlns:v="urn:schemas-microsoft-com:vml" xmlns:w10="urn:schemas-microsoft-com:office:word" xmlns:w14="http://schemas.microsoft.com/office/word/2010/wordml" xmlns:w="http://schemas.openxmlformats.org/wordprocessingml/2006/main" xmlns:wne="http://schemas.microsoft.com/office/word/2006/wordml" xmlns:wp14="http://schemas.microsoft.com/office/word/2010/wordprocessingDrawing" xmlns:wp="http://schemas.openxmlformats.org/drawingml/2006/wordprocessingDrawing" xmlns:wpc="http://schemas.microsoft.com/office/word/2010/wordprocessingCanvas" xmlns:wpg="http://schemas.microsoft.com/office/word/2010/wordprocessingGroup" xmlns:wpi="http://schemas.microsoft.com/office/word/2010/wordprocessingInk" xmlns:wps="http://schemas.microsoft.com/office/word/2010/wordprocessingShape" mc:Ignorable="w14 wp14">
-  <w:p>
-    <w:pPr>
-      <w:pStyle w:val="Footer"/>
-    </w:pPr>
-  </w:p>
-</w:ftr>
-</file>
-
 <file path=word/footnotes.xml><?xml version="1.0" encoding="utf-8"?>
 <w:footnotes xmlns:wpc="http://schemas.microsoft.com/office/word/2010/wordprocessingCanvas" xmlns:mc="http://schemas.openxmlformats.org/markup-compatibility/2006" xmlns:o="urn:schemas-microsoft-com:office:office" xmlns:r="http://schemas.openxmlformats.org/officeDocument/2006/relationships" xmlns:m="http://schemas.openxmlformats.org/officeDocument/2006/math" xmlns:v="urn:schemas-microsoft-com:vml" xmlns:wp14="http://schemas.microsoft.com/office/word/2010/wordprocessingDrawing" xmlns:wp="http://schemas.openxmlformats.org/drawingml/2006/wordprocessingDrawing" xmlns:w10="urn:schemas-microsoft-com:office:word" xmlns:w="http://schemas.openxmlformats.org/wordprocessingml/2006/main" xmlns:w14="http://schemas.microsoft.com/office/word/2010/wordml" xmlns:wpg="http://schemas.microsoft.com/office/word/2010/wordprocessingGroup" xmlns:wpi="http://schemas.microsoft.com/office/word/2010/wordprocessingInk" xmlns:wne="http://schemas.microsoft.com/office/word/2006/wordml" xmlns:wps="http://schemas.microsoft.com/office/word/2010/wordprocessingShape" mc:Ignorable="w14 wp14">
   <w:footnote w:type="separator" w:id="-1">
@@ -6968,6 +7008,18 @@
 </file>
 
 <file path=word/header1.xml><?xml version="1.0" encoding="utf-8"?>
+<w:hdr xmlns:wpc="http://schemas.microsoft.com/office/word/2010/wordprocessingCanvas" xmlns:mc="http://schemas.openxmlformats.org/markup-compatibility/2006" xmlns:o="urn:schemas-microsoft-com:office:office" xmlns:r="http://schemas.openxmlformats.org/officeDocument/2006/relationships" xmlns:m="http://schemas.openxmlformats.org/officeDocument/2006/math" xmlns:v="urn:schemas-microsoft-com:vml" xmlns:wp14="http://schemas.microsoft.com/office/word/2010/wordprocessingDrawing" xmlns:wp="http://schemas.openxmlformats.org/drawingml/2006/wordprocessingDrawing" xmlns:w10="urn:schemas-microsoft-com:office:word" xmlns:w="http://schemas.openxmlformats.org/wordprocessingml/2006/main" xmlns:w14="http://schemas.microsoft.com/office/word/2010/wordml" xmlns:wpg="http://schemas.microsoft.com/office/word/2010/wordprocessingGroup" xmlns:wpi="http://schemas.microsoft.com/office/word/2010/wordprocessingInk" xmlns:wne="http://schemas.microsoft.com/office/word/2006/wordml" xmlns:wps="http://schemas.microsoft.com/office/word/2010/wordprocessingShape" mc:Ignorable="w14 wp14">
+  <w:p/>
+</w:hdr>
+</file>
+
+<file path=word/header2.xml><?xml version="1.0" encoding="utf-8"?>
+<w:hdr xmlns:wpc="http://schemas.microsoft.com/office/word/2010/wordprocessingCanvas" xmlns:mc="http://schemas.openxmlformats.org/markup-compatibility/2006" xmlns:o="urn:schemas-microsoft-com:office:office" xmlns:r="http://schemas.openxmlformats.org/officeDocument/2006/relationships" xmlns:m="http://schemas.openxmlformats.org/officeDocument/2006/math" xmlns:v="urn:schemas-microsoft-com:vml" xmlns:wp14="http://schemas.microsoft.com/office/word/2010/wordprocessingDrawing" xmlns:wp="http://schemas.openxmlformats.org/drawingml/2006/wordprocessingDrawing" xmlns:w10="urn:schemas-microsoft-com:office:word" xmlns:w="http://schemas.openxmlformats.org/wordprocessingml/2006/main" xmlns:w14="http://schemas.microsoft.com/office/word/2010/wordml" xmlns:wpg="http://schemas.microsoft.com/office/word/2010/wordprocessingGroup" xmlns:wpi="http://schemas.microsoft.com/office/word/2010/wordprocessingInk" xmlns:wne="http://schemas.microsoft.com/office/word/2006/wordml" xmlns:wps="http://schemas.microsoft.com/office/word/2010/wordprocessingShape" mc:Ignorable="w14 wp14">
+  <w:p/>
+</w:hdr>
+</file>
+
+<file path=word/header3.xml><?xml version="1.0" encoding="utf-8"?>
 <w:hdr xmlns:wpc="http://schemas.microsoft.com/office/word/2010/wordprocessingCanvas" xmlns:mc="http://schemas.openxmlformats.org/markup-compatibility/2006" xmlns:o="urn:schemas-microsoft-com:office:office" xmlns:r="http://schemas.openxmlformats.org/officeDocument/2006/relationships" xmlns:m="http://schemas.openxmlformats.org/officeDocument/2006/math" xmlns:v="urn:schemas-microsoft-com:vml" xmlns:wp14="http://schemas.microsoft.com/office/word/2010/wordprocessingDrawing" xmlns:wp="http://schemas.openxmlformats.org/drawingml/2006/wordprocessingDrawing" xmlns:w10="urn:schemas-microsoft-com:office:word" xmlns:w="http://schemas.openxmlformats.org/wordprocessingml/2006/main" xmlns:w14="http://schemas.microsoft.com/office/word/2010/wordml" xmlns:wpg="http://schemas.microsoft.com/office/word/2010/wordprocessingGroup" xmlns:wpi="http://schemas.microsoft.com/office/word/2010/wordprocessingInk" xmlns:wne="http://schemas.microsoft.com/office/word/2006/wordml" xmlns:wps="http://schemas.microsoft.com/office/word/2010/wordprocessingShape" mc:Ignorable="w14 wp14">
   <w:tbl>
     <w:tblPr>
@@ -6994,12 +7046,6 @@
       <w:gridCol w:w="831"/>
     </w:tblGrid>
     <w:tr>
-      <w:tblPrEx>
-        <w:tblCellMar>
-          <w:top w:w="0" w:type="dxa"/>
-          <w:bottom w:w="0" w:type="dxa"/>
-        </w:tblCellMar>
-      </w:tblPrEx>
       <w:trPr>
         <w:cantSplit/>
       </w:trPr>
@@ -7031,7 +7077,7 @@
             <w:pStyle w:val="a5"/>
             <w:jc w:val="center"/>
             <w:rPr>
-              <w:rFonts w:ascii="ＭＳ ゴシック" w:eastAsia="ＭＳ ゴシック" w:hAnsi="ＭＳ ゴシック" w:hint="eastAsia"/>
+              <w:rFonts w:ascii="ＭＳ ゴシック" w:eastAsia="ＭＳ ゴシック" w:hAnsi="ＭＳ ゴシック"/>
               <w:sz w:val="22"/>
             </w:rPr>
           </w:pPr>
@@ -7062,7 +7108,7 @@
             <w:pStyle w:val="a5"/>
             <w:jc w:val="center"/>
             <w:rPr>
-              <w:rFonts w:ascii="ＭＳ ゴシック" w:eastAsia="ＭＳ ゴシック" w:hAnsi="ＭＳ ゴシック" w:hint="eastAsia"/>
+              <w:rFonts w:ascii="ＭＳ ゴシック" w:eastAsia="ＭＳ ゴシック" w:hAnsi="ＭＳ ゴシック"/>
               <w:sz w:val="22"/>
             </w:rPr>
           </w:pPr>
@@ -7085,7 +7131,7 @@
             <w:pStyle w:val="a5"/>
             <w:jc w:val="center"/>
             <w:rPr>
-              <w:rFonts w:ascii="ＭＳ ゴシック" w:eastAsia="ＭＳ ゴシック" w:hAnsi="ＭＳ ゴシック" w:hint="eastAsia"/>
+              <w:rFonts w:ascii="ＭＳ ゴシック" w:eastAsia="ＭＳ ゴシック" w:hAnsi="ＭＳ ゴシック"/>
               <w:sz w:val="22"/>
             </w:rPr>
           </w:pPr>
@@ -7108,7 +7154,7 @@
             <w:pStyle w:val="a5"/>
             <w:jc w:val="center"/>
             <w:rPr>
-              <w:rFonts w:ascii="ＭＳ ゴシック" w:eastAsia="ＭＳ ゴシック" w:hAnsi="ＭＳ ゴシック" w:hint="eastAsia"/>
+              <w:rFonts w:ascii="ＭＳ ゴシック" w:eastAsia="ＭＳ ゴシック" w:hAnsi="ＭＳ ゴシック"/>
               <w:sz w:val="22"/>
             </w:rPr>
           </w:pPr>
@@ -7123,12 +7169,6 @@
       </w:tc>
     </w:tr>
     <w:tr>
-      <w:tblPrEx>
-        <w:tblCellMar>
-          <w:top w:w="0" w:type="dxa"/>
-          <w:bottom w:w="0" w:type="dxa"/>
-        </w:tblCellMar>
-      </w:tblPrEx>
       <w:trPr>
         <w:cantSplit/>
       </w:trPr>
@@ -7177,7 +7217,7 @@
             <w:pStyle w:val="a5"/>
             <w:jc w:val="center"/>
             <w:rPr>
-              <w:rFonts w:ascii="ＭＳ ゴシック" w:eastAsia="ＭＳ ゴシック" w:hAnsi="ＭＳ ゴシック" w:hint="eastAsia"/>
+              <w:rFonts w:ascii="ＭＳ ゴシック" w:eastAsia="ＭＳ ゴシック" w:hAnsi="ＭＳ ゴシック"/>
               <w:sz w:val="22"/>
             </w:rPr>
           </w:pPr>
@@ -7262,26 +7302,6 @@
       <w:pStyle w:val="a5"/>
       <w:ind w:right="360"/>
       <w:jc w:val="right"/>
-    </w:pPr>
-  </w:p>
-</w:hdr>
-</file>
-
-<file path=word/header2.xml><?xml version="1.0" encoding="utf-8"?>
-<w:hdr xmlns:m="http://schemas.openxmlformats.org/officeDocument/2006/math" xmlns:mc="http://schemas.openxmlformats.org/markup-compatibility/2006" xmlns:mo="http://schemas.microsoft.com/office/mac/office/2008/main" xmlns:mv="urn:schemas-microsoft-com:mac:vml" xmlns:o="urn:schemas-microsoft-com:office:office" xmlns:r="http://schemas.openxmlformats.org/officeDocument/2006/relationships" xmlns:v="urn:schemas-microsoft-com:vml" xmlns:w10="urn:schemas-microsoft-com:office:word" xmlns:w14="http://schemas.microsoft.com/office/word/2010/wordml" xmlns:w="http://schemas.openxmlformats.org/wordprocessingml/2006/main" xmlns:wne="http://schemas.microsoft.com/office/word/2006/wordml" xmlns:wp14="http://schemas.microsoft.com/office/word/2010/wordprocessingDrawing" xmlns:wp="http://schemas.openxmlformats.org/drawingml/2006/wordprocessingDrawing" xmlns:wpc="http://schemas.microsoft.com/office/word/2010/wordprocessingCanvas" xmlns:wpg="http://schemas.microsoft.com/office/word/2010/wordprocessingGroup" xmlns:wpi="http://schemas.microsoft.com/office/word/2010/wordprocessingInk" xmlns:wps="http://schemas.microsoft.com/office/word/2010/wordprocessingShape" mc:Ignorable="w14 wp14">
-  <w:p>
-    <w:pPr>
-      <w:pStyle w:val="Header"/>
-    </w:pPr>
-  </w:p>
-</w:hdr>
-</file>
-
-<file path=word/header3.xml><?xml version="1.0" encoding="utf-8"?>
-<w:hdr xmlns:m="http://schemas.openxmlformats.org/officeDocument/2006/math" xmlns:mc="http://schemas.openxmlformats.org/markup-compatibility/2006" xmlns:mo="http://schemas.microsoft.com/office/mac/office/2008/main" xmlns:mv="urn:schemas-microsoft-com:mac:vml" xmlns:o="urn:schemas-microsoft-com:office:office" xmlns:r="http://schemas.openxmlformats.org/officeDocument/2006/relationships" xmlns:v="urn:schemas-microsoft-com:vml" xmlns:w10="urn:schemas-microsoft-com:office:word" xmlns:w14="http://schemas.microsoft.com/office/word/2010/wordml" xmlns:w="http://schemas.openxmlformats.org/wordprocessingml/2006/main" xmlns:wne="http://schemas.microsoft.com/office/word/2006/wordml" xmlns:wp14="http://schemas.microsoft.com/office/word/2010/wordprocessingDrawing" xmlns:wp="http://schemas.openxmlformats.org/drawingml/2006/wordprocessingDrawing" xmlns:wpc="http://schemas.microsoft.com/office/word/2010/wordprocessingCanvas" xmlns:wpg="http://schemas.microsoft.com/office/word/2010/wordprocessingGroup" xmlns:wpi="http://schemas.microsoft.com/office/word/2010/wordprocessingInk" xmlns:wps="http://schemas.microsoft.com/office/word/2010/wordprocessingShape" mc:Ignorable="w14 wp14">
-  <w:p>
-    <w:pPr>
-      <w:pStyle w:val="Header"/>
     </w:pPr>
   </w:p>
 </w:hdr>
@@ -10276,11 +10296,15 @@
   </w:style>
   <w:style w:type="character" w:default="1" w:styleId="a0">
     <w:name w:val="Default Paragraph Font"/>
+    <w:uiPriority w:val="1"/>
     <w:semiHidden/>
+    <w:unhideWhenUsed/>
   </w:style>
   <w:style w:type="table" w:default="1" w:styleId="a1">
     <w:name w:val="Normal Table"/>
+    <w:uiPriority w:val="99"/>
     <w:semiHidden/>
+    <w:unhideWhenUsed/>
     <w:tblPr>
       <w:tblInd w:w="0" w:type="dxa"/>
       <w:tblCellMar>
@@ -10293,7 +10317,9 @@
   </w:style>
   <w:style w:type="numbering" w:default="1" w:styleId="a2">
     <w:name w:val="No List"/>
+    <w:uiPriority w:val="99"/>
     <w:semiHidden/>
+    <w:unhideWhenUsed/>
   </w:style>
   <w:style w:type="paragraph" w:styleId="2">
     <w:name w:val="Body Text Indent 2"/>
@@ -10626,11 +10652,15 @@
   </w:style>
   <w:style w:type="character" w:default="1" w:styleId="a0">
     <w:name w:val="Default Paragraph Font"/>
+    <w:uiPriority w:val="1"/>
     <w:semiHidden/>
+    <w:unhideWhenUsed/>
   </w:style>
   <w:style w:type="table" w:default="1" w:styleId="a1">
     <w:name w:val="Normal Table"/>
+    <w:uiPriority w:val="99"/>
     <w:semiHidden/>
+    <w:unhideWhenUsed/>
     <w:tblPr>
       <w:tblInd w:w="0" w:type="dxa"/>
       <w:tblCellMar>
@@ -10643,7 +10673,9 @@
   </w:style>
   <w:style w:type="numbering" w:default="1" w:styleId="a2">
     <w:name w:val="No List"/>
+    <w:uiPriority w:val="99"/>
     <w:semiHidden/>
+    <w:unhideWhenUsed/>
   </w:style>
   <w:style w:type="paragraph" w:styleId="2">
     <w:name w:val="Body Text Indent 2"/>
@@ -11112,19 +11144,6 @@
 </file>
 
 <file path=customXml/item1.xml><?xml version="1.0" encoding="utf-8"?>
-<?mso-contentType ?>
-<FormTemplates xmlns="http://schemas.microsoft.com/sharepoint/v3/contenttype/forms">
-  <Display>DocumentLibraryForm</Display>
-  <Edit>DocumentLibraryForm</Edit>
-  <New>DocumentLibraryForm</New>
-</FormTemplates>
-</file>
-
-<file path=customXml/item2.xml><?xml version="1.0" encoding="utf-8"?>
-<LongProperties xmlns="http://schemas.microsoft.com/office/2006/metadata/longProperties"/>
-</file>
-
-<file path=customXml/item3.xml><?xml version="1.0" encoding="utf-8"?>
 <ct:contentTypeSchema xmlns:ct="http://schemas.microsoft.com/office/2006/metadata/contentType" xmlns:ma="http://schemas.microsoft.com/office/2006/metadata/properties/metaAttributes" ct:_="" ma:_="" ma:contentTypeName="ドキュメント" ma:contentTypeID="0x010100B9F3419BC2D8D64D830E9AEB8963277A" ma:contentTypeVersion="12" ma:contentTypeDescription="新しいドキュメントを作成します。" ma:contentTypeScope="" ma:versionID="aaae8dea08b675139fd36b71e1da83a8">
   <xsd:schema xmlns:xsd="http://www.w3.org/2001/XMLSchema" xmlns:xs="http://www.w3.org/2001/XMLSchema" xmlns:p="http://schemas.microsoft.com/office/2006/metadata/properties" xmlns:ns2="de1ba629-2ef5-49ac-9285-140fa60976af" xmlns:ns3="4d7fb8f6-9384-49ba-9078-0024065d699e" targetNamespace="http://schemas.microsoft.com/office/2006/metadata/properties" ma:root="true" ma:fieldsID="845626131e878e0396b23398a507c366" ns2:_="" ns3:_="">
     <xsd:import namespace="de1ba629-2ef5-49ac-9285-140fa60976af"/>
@@ -11325,6 +11344,19 @@
 </ct:contentTypeSchema>
 </file>
 
+<file path=customXml/item2.xml><?xml version="1.0" encoding="utf-8"?>
+<LongProperties xmlns="http://schemas.microsoft.com/office/2006/metadata/longProperties"/>
+</file>
+
+<file path=customXml/item3.xml><?xml version="1.0" encoding="utf-8"?>
+<?mso-contentType ?>
+<FormTemplates xmlns="http://schemas.microsoft.com/sharepoint/v3/contenttype/forms">
+  <Display>DocumentLibraryForm</Display>
+  <Edit>DocumentLibraryForm</Edit>
+  <New>DocumentLibraryForm</New>
+</FormTemplates>
+</file>
+
 <file path=customXml/item4.xml><?xml version="1.0" encoding="utf-8"?>
 <p:properties xmlns:p="http://schemas.microsoft.com/office/2006/metadata/properties" xmlns:xsi="http://www.w3.org/2001/XMLSchema-instance" xmlns:pc="http://schemas.microsoft.com/office/infopath/2007/PartnerControls">
   <documentManagement>
@@ -11337,22 +11369,6 @@
 </file>
 
 <file path=customXml/itemProps1.xml><?xml version="1.0" encoding="utf-8"?>
-<ds:datastoreItem xmlns:ds="http://schemas.openxmlformats.org/officeDocument/2006/customXml" ds:itemID="{FA6B3335-156A-4F0C-9FFC-C69194DD892A}">
-  <ds:schemaRefs>
-    <ds:schemaRef ds:uri="http://schemas.microsoft.com/sharepoint/v3/contenttype/forms"/>
-  </ds:schemaRefs>
-</ds:datastoreItem>
-</file>
-
-<file path=customXml/itemProps2.xml><?xml version="1.0" encoding="utf-8"?>
-<ds:datastoreItem xmlns:ds="http://schemas.openxmlformats.org/officeDocument/2006/customXml" ds:itemID="{94541C3F-7BC6-4470-9557-1D7301927B21}">
-  <ds:schemaRefs>
-    <ds:schemaRef ds:uri="http://schemas.microsoft.com/office/2006/metadata/longProperties"/>
-  </ds:schemaRefs>
-</ds:datastoreItem>
-</file>
-
-<file path=customXml/itemProps3.xml><?xml version="1.0" encoding="utf-8"?>
 <ds:datastoreItem xmlns:ds="http://schemas.openxmlformats.org/officeDocument/2006/customXml" ds:itemID="{04355742-69F0-4660-9AFE-34E22B97D9AE}">
   <ds:schemaRefs>
     <ds:schemaRef ds:uri="http://schemas.microsoft.com/office/2006/metadata/contentType"/>
@@ -11371,6 +11387,22 @@
 </ds:datastoreItem>
 </file>
 
+<file path=customXml/itemProps2.xml><?xml version="1.0" encoding="utf-8"?>
+<ds:datastoreItem xmlns:ds="http://schemas.openxmlformats.org/officeDocument/2006/customXml" ds:itemID="{94541C3F-7BC6-4470-9557-1D7301927B21}">
+  <ds:schemaRefs>
+    <ds:schemaRef ds:uri="http://schemas.microsoft.com/office/2006/metadata/longProperties"/>
+  </ds:schemaRefs>
+</ds:datastoreItem>
+</file>
+
+<file path=customXml/itemProps3.xml><?xml version="1.0" encoding="utf-8"?>
+<ds:datastoreItem xmlns:ds="http://schemas.openxmlformats.org/officeDocument/2006/customXml" ds:itemID="{FA6B3335-156A-4F0C-9FFC-C69194DD892A}">
+  <ds:schemaRefs>
+    <ds:schemaRef ds:uri="http://schemas.microsoft.com/sharepoint/v3/contenttype/forms"/>
+  </ds:schemaRefs>
+</ds:datastoreItem>
+</file>
+
 <file path=customXml/itemProps4.xml><?xml version="1.0" encoding="utf-8"?>
 <ds:datastoreItem xmlns:ds="http://schemas.openxmlformats.org/officeDocument/2006/customXml" ds:itemID="{3D1E2103-44F1-491B-A8A1-5969E1CBDC19}">
   <ds:schemaRefs>
